--- a/Homework1/第1次课后作业.docx
+++ b/Homework1/第1次课后作业.docx
@@ -14,6 +14,14 @@
           <w:szCs w:val="32"/>
         </w:rPr>
       </w:pPr>
+      <w:r>
+        <w:rPr>
+          <w:rFonts w:ascii="黑体" w:eastAsia="黑体" w:hAnsi="黑体" w:hint="eastAsia"/>
+          <w:sz w:val="32"/>
+          <w:szCs w:val="32"/>
+        </w:rPr>
+        <w:t>x</w:t>
+      </w:r>
       <w:r>
         <w:rPr>
           <w:rFonts w:ascii="黑体" w:eastAsia="黑体" w:hAnsi="黑体" w:hint="eastAsia"/>
@@ -115,7 +123,6 @@
         <w:spacing w:beforeLines="50" w:before="156" w:beforeAutospacing="0" w:after="0" w:afterAutospacing="0" w:line="360" w:lineRule="auto"/>
         <w:jc w:val="center"/>
         <w:rPr>
-          <w:rFonts w:hint="eastAsia"/>
           <w:b/>
           <w:bCs/>
           <w:color w:val="4472C4" w:themeColor="accent1"/>
@@ -397,6 +404,141 @@
         <w:t>，其抓握动作的解码准确率更是稳定超过了90%，并且在临床脊髓损伤评分与感觉诱发电位响应上均展现出显著的神经重塑性改善。</w:t>
       </w:r>
     </w:p>
+    <w:tbl>
+      <w:tblPr>
+        <w:tblStyle w:val="a8"/>
+        <w:tblW w:w="0" w:type="auto"/>
+        <w:tblBorders>
+          <w:top w:val="none" w:sz="0" w:space="0" w:color="auto"/>
+          <w:left w:val="none" w:sz="0" w:space="0" w:color="auto"/>
+          <w:bottom w:val="none" w:sz="0" w:space="0" w:color="auto"/>
+          <w:right w:val="none" w:sz="0" w:space="0" w:color="auto"/>
+          <w:insideH w:val="none" w:sz="0" w:space="0" w:color="auto"/>
+          <w:insideV w:val="none" w:sz="0" w:space="0" w:color="auto"/>
+        </w:tblBorders>
+        <w:tblLook w:val="04A0" w:firstRow="1" w:lastRow="0" w:firstColumn="1" w:lastColumn="0" w:noHBand="0" w:noVBand="1"/>
+      </w:tblPr>
+      <w:tblGrid>
+        <w:gridCol w:w="4850"/>
+        <w:gridCol w:w="4896"/>
+      </w:tblGrid>
+      <w:tr>
+        <w:tc>
+          <w:tcPr>
+            <w:tcW w:w="4868" w:type="dxa"/>
+          </w:tcPr>
+          <w:p>
+            <w:pPr>
+              <w:pStyle w:val="a3"/>
+              <w:snapToGrid w:val="0"/>
+              <w:spacing w:beforeLines="50" w:before="156" w:beforeAutospacing="0" w:after="0" w:afterAutospacing="0" w:line="360" w:lineRule="auto"/>
+              <w:jc w:val="both"/>
+              <w:rPr>
+                <w:rFonts w:hint="eastAsia"/>
+                <w:color w:val="4472C4" w:themeColor="accent1"/>
+              </w:rPr>
+            </w:pPr>
+            <w:r>
+              <w:rPr>
+                <w:color w:val="4472C4" w:themeColor="accent1"/>
+              </w:rPr>
+              <w:drawing>
+                <wp:inline distT="0" distB="0" distL="0" distR="0" wp14:anchorId="62EBE518" wp14:editId="0EC0B8B1">
+                  <wp:extent cx="2853224" cy="2051050"/>
+                  <wp:effectExtent l="0" t="0" r="4445" b="6350"/>
+                  <wp:docPr id="1829934978" name="图片 1"/>
+                  <wp:cNvGraphicFramePr>
+                    <a:graphicFrameLocks xmlns:a="http://schemas.openxmlformats.org/drawingml/2006/main" noChangeAspect="1"/>
+                  </wp:cNvGraphicFramePr>
+                  <a:graphic xmlns:a="http://schemas.openxmlformats.org/drawingml/2006/main">
+                    <a:graphicData uri="http://schemas.openxmlformats.org/drawingml/2006/picture">
+                      <pic:pic xmlns:pic="http://schemas.openxmlformats.org/drawingml/2006/picture">
+                        <pic:nvPicPr>
+                          <pic:cNvPr id="1829934978" name=""/>
+                          <pic:cNvPicPr/>
+                        </pic:nvPicPr>
+                        <pic:blipFill>
+                          <a:blip r:embed="rId7"/>
+                          <a:stretch>
+                            <a:fillRect/>
+                          </a:stretch>
+                        </pic:blipFill>
+                        <pic:spPr>
+                          <a:xfrm>
+                            <a:off x="0" y="0"/>
+                            <a:ext cx="2865157" cy="2059628"/>
+                          </a:xfrm>
+                          <a:prstGeom prst="rect">
+                            <a:avLst/>
+                          </a:prstGeom>
+                        </pic:spPr>
+                      </pic:pic>
+                    </a:graphicData>
+                  </a:graphic>
+                </wp:inline>
+              </w:drawing>
+            </w:r>
+          </w:p>
+        </w:tc>
+        <w:tc>
+          <w:tcPr>
+            <w:tcW w:w="4868" w:type="dxa"/>
+          </w:tcPr>
+          <w:p>
+            <w:pPr>
+              <w:pStyle w:val="a3"/>
+              <w:snapToGrid w:val="0"/>
+              <w:spacing w:beforeLines="50" w:before="156" w:beforeAutospacing="0" w:after="0" w:afterAutospacing="0" w:line="360" w:lineRule="auto"/>
+              <w:jc w:val="both"/>
+              <w:rPr>
+                <w:rFonts w:hint="eastAsia"/>
+                <w:color w:val="4472C4" w:themeColor="accent1"/>
+              </w:rPr>
+            </w:pPr>
+            <w:r>
+              <w:rPr>
+                <w:color w:val="4472C4" w:themeColor="accent1"/>
+              </w:rPr>
+              <w:drawing>
+                <wp:inline distT="0" distB="0" distL="0" distR="0" wp14:anchorId="7EED5CD4" wp14:editId="2C638010">
+                  <wp:extent cx="2962956" cy="2012950"/>
+                  <wp:effectExtent l="0" t="0" r="8890" b="6350"/>
+                  <wp:docPr id="1393688586" name="图片 1"/>
+                  <wp:cNvGraphicFramePr>
+                    <a:graphicFrameLocks xmlns:a="http://schemas.openxmlformats.org/drawingml/2006/main" noChangeAspect="1"/>
+                  </wp:cNvGraphicFramePr>
+                  <a:graphic xmlns:a="http://schemas.openxmlformats.org/drawingml/2006/main">
+                    <a:graphicData uri="http://schemas.openxmlformats.org/drawingml/2006/picture">
+                      <pic:pic xmlns:pic="http://schemas.openxmlformats.org/drawingml/2006/picture">
+                        <pic:nvPicPr>
+                          <pic:cNvPr id="1393688586" name=""/>
+                          <pic:cNvPicPr/>
+                        </pic:nvPicPr>
+                        <pic:blipFill>
+                          <a:blip r:embed="rId8"/>
+                          <a:stretch>
+                            <a:fillRect/>
+                          </a:stretch>
+                        </pic:blipFill>
+                        <pic:spPr>
+                          <a:xfrm>
+                            <a:off x="0" y="0"/>
+                            <a:ext cx="2970152" cy="2017839"/>
+                          </a:xfrm>
+                          <a:prstGeom prst="rect">
+                            <a:avLst/>
+                          </a:prstGeom>
+                        </pic:spPr>
+                      </pic:pic>
+                    </a:graphicData>
+                  </a:graphic>
+                </wp:inline>
+              </w:drawing>
+            </w:r>
+          </w:p>
+        </w:tc>
+      </w:tr>
+    </w:tbl>
     <w:p>
       <w:pPr>
         <w:pStyle w:val="a3"/>
@@ -433,14 +575,7 @@
           <w:rFonts w:hint="eastAsia"/>
           <w:color w:val="4472C4" w:themeColor="accent1"/>
         </w:rPr>
-        <w:t>开始</w:t>
-      </w:r>
-      <w:r>
-        <w:rPr>
-          <w:rFonts w:hint="eastAsia"/>
-          <w:color w:val="4472C4" w:themeColor="accent1"/>
-        </w:rPr>
-        <w:t>从传统机器学习向深度神经网络（</w:t>
+        <w:t>开始从传统机器学习向深度神经网络（</w:t>
       </w:r>
       <w:r>
         <w:rPr>
@@ -556,6 +691,59 @@
           <w:color w:val="4472C4" w:themeColor="accent1"/>
         </w:rPr>
         <w:t>BCI在精细运动控制领域的应用边界。</w:t>
+      </w:r>
+    </w:p>
+    <w:p>
+      <w:pPr>
+        <w:pStyle w:val="a3"/>
+        <w:snapToGrid w:val="0"/>
+        <w:spacing w:beforeLines="50" w:before="156" w:beforeAutospacing="0" w:after="0" w:afterAutospacing="0" w:line="360" w:lineRule="auto"/>
+        <w:jc w:val="center"/>
+        <w:rPr>
+          <w:rFonts w:hint="eastAsia"/>
+          <w:color w:val="4472C4" w:themeColor="accent1"/>
+        </w:rPr>
+      </w:pPr>
+      <w:r>
+        <w:rPr>
+          <w:color w:val="4472C4" w:themeColor="accent1"/>
+        </w:rPr>
+        <w:lastRenderedPageBreak/>
+        <w:drawing>
+          <wp:inline distT="0" distB="0" distL="0" distR="0" wp14:anchorId="16B406B9" wp14:editId="1B66A1DA">
+            <wp:extent cx="4949375" cy="3550285"/>
+            <wp:effectExtent l="0" t="0" r="3810" b="0"/>
+            <wp:docPr id="997298951" name="图片 1"/>
+            <wp:cNvGraphicFramePr>
+              <a:graphicFrameLocks xmlns:a="http://schemas.openxmlformats.org/drawingml/2006/main" noChangeAspect="1"/>
+            </wp:cNvGraphicFramePr>
+            <a:graphic xmlns:a="http://schemas.openxmlformats.org/drawingml/2006/main">
+              <a:graphicData uri="http://schemas.openxmlformats.org/drawingml/2006/picture">
+                <pic:pic xmlns:pic="http://schemas.openxmlformats.org/drawingml/2006/picture">
+                  <pic:nvPicPr>
+                    <pic:cNvPr id="997298951" name=""/>
+                    <pic:cNvPicPr/>
+                  </pic:nvPicPr>
+                  <pic:blipFill>
+                    <a:blip r:embed="rId9"/>
+                    <a:stretch>
+                      <a:fillRect/>
+                    </a:stretch>
+                  </pic:blipFill>
+                  <pic:spPr>
+                    <a:xfrm>
+                      <a:off x="0" y="0"/>
+                      <a:ext cx="4953793" cy="3553454"/>
+                    </a:xfrm>
+                    <a:prstGeom prst="rect">
+                      <a:avLst/>
+                    </a:prstGeom>
+                  </pic:spPr>
+                </pic:pic>
+              </a:graphicData>
+            </a:graphic>
+          </wp:inline>
+        </w:drawing>
       </w:r>
     </w:p>
     <w:p>
@@ -600,14 +788,7 @@
         <w:rPr>
           <w:color w:val="4472C4" w:themeColor="accent1"/>
         </w:rPr>
-        <w:t>语言模型（LLMs）的语义先验知识，使得语音意象解码器不再孤立地依靠神经电信号进行分类，而是结合上下文语义概率网络进行联合解码。这种将神经信号处理与自然语言处理（NLP）深度耦合的范式，显著提升了脑电翻</w:t>
-      </w:r>
-      <w:r>
-        <w:rPr>
-          <w:color w:val="4472C4" w:themeColor="accent1"/>
-        </w:rPr>
-        <w:lastRenderedPageBreak/>
-        <w:t>译的准确性与系统适应性，为因肌萎缩侧索硬化症（ALS）等疾病丧失发音能力的失语症患者铺平了重获智能沟通能力的道路 。</w:t>
+        <w:t>语言模型（LLMs）的语义先验知识，使得语音意象解码器不再孤立地依靠神经电信号进行分类，而是结合上下文语义概率网络进行联合解码。这种将神经信号处理与自然语言处理（NLP）深度耦合的范式，显著提升了脑电翻译的准确性与系统适应性，为因肌萎缩侧索硬化症（ALS）等疾病丧失发音能力的失语症患者铺平了重获智能沟通能力的道路 。</w:t>
       </w:r>
     </w:p>
     <w:p>
@@ -616,15 +797,16 @@
         <w:snapToGrid w:val="0"/>
         <w:spacing w:beforeLines="50" w:before="156" w:beforeAutospacing="0" w:after="0" w:afterAutospacing="0" w:line="360" w:lineRule="auto"/>
         <w:jc w:val="center"/>
-        <w:rPr>
-          <w:rFonts w:hint="eastAsia"/>
-        </w:rPr>
-      </w:pPr>
-      <w:r>
+      </w:pPr>
+      <w:r>
+        <w:rPr>
+          <w:noProof/>
+        </w:rPr>
+        <w:lastRenderedPageBreak/>
         <w:drawing>
-          <wp:inline distT="0" distB="0" distL="0" distR="0" wp14:anchorId="6E9C3F19" wp14:editId="7DC53975">
-            <wp:extent cx="4740206" cy="3096260"/>
-            <wp:effectExtent l="0" t="0" r="3810" b="8890"/>
+          <wp:inline distT="0" distB="0" distL="0" distR="0" wp14:anchorId="6E9C3F19" wp14:editId="63EA7D28">
+            <wp:extent cx="4059135" cy="2651390"/>
+            <wp:effectExtent l="0" t="0" r="0" b="0"/>
             <wp:docPr id="976915135" name="图片 1"/>
             <wp:cNvGraphicFramePr>
               <a:graphicFrameLocks xmlns:a="http://schemas.openxmlformats.org/drawingml/2006/main" noChangeAspect="1"/>
@@ -637,7 +819,7 @@
                     <pic:cNvPicPr/>
                   </pic:nvPicPr>
                   <pic:blipFill>
-                    <a:blip r:embed="rId7"/>
+                    <a:blip r:embed="rId10"/>
                     <a:stretch>
                       <a:fillRect/>
                     </a:stretch>
@@ -645,7 +827,7 @@
                   <pic:spPr>
                     <a:xfrm>
                       <a:off x="0" y="0"/>
-                      <a:ext cx="4742362" cy="3097668"/>
+                      <a:ext cx="4065036" cy="2655244"/>
                     </a:xfrm>
                     <a:prstGeom prst="rect">
                       <a:avLst/>
@@ -722,9 +904,9 @@
             <o:lock v:ext="edit" aspectratio="t"/>
           </v:shapetype>
           <v:shape id="_x0000_i1025" type="#_x0000_t75" style="width:14pt;height:14pt" o:ole="">
-            <v:imagedata r:id="rId8" o:title=""/>
+            <v:imagedata r:id="rId11" o:title=""/>
           </v:shape>
-          <o:OLEObject Type="Embed" ProgID="Equation.DSMT4" ShapeID="_x0000_i1025" DrawAspect="Content" ObjectID="_1835120940" r:id="rId9"/>
+          <o:OLEObject Type="Embed" ProgID="Equation.DSMT4" ShapeID="_x0000_i1025" DrawAspect="Content" ObjectID="_1835360481" r:id="rId12"/>
         </w:object>
       </w:r>
       <w:r>
@@ -752,9 +934,9 @@
         </w:rPr>
         <w:object w:dxaOrig="2458" w:dyaOrig="675" w14:anchorId="0F85BE96">
           <v:shape id="_x0000_i1026" type="#_x0000_t75" style="width:123pt;height:34pt" o:ole="">
-            <v:imagedata r:id="rId10" o:title=""/>
+            <v:imagedata r:id="rId13" o:title=""/>
           </v:shape>
-          <o:OLEObject Type="Embed" ProgID="Equation.DSMT4" ShapeID="_x0000_i1026" DrawAspect="Content" ObjectID="_1835120941" r:id="rId11"/>
+          <o:OLEObject Type="Embed" ProgID="Equation.DSMT4" ShapeID="_x0000_i1026" DrawAspect="Content" ObjectID="_1835360482" r:id="rId14"/>
         </w:object>
       </w:r>
       <w:r>
@@ -778,9 +960,9 @@
         </w:rPr>
         <w:object w:dxaOrig="1562" w:dyaOrig="563" w14:anchorId="18ED2C07">
           <v:shape id="_x0000_i1027" type="#_x0000_t75" style="width:78pt;height:28pt" o:ole="">
-            <v:imagedata r:id="rId12" o:title=""/>
+            <v:imagedata r:id="rId15" o:title=""/>
           </v:shape>
-          <o:OLEObject Type="Embed" ProgID="Equation.DSMT4" ShapeID="_x0000_i1027" DrawAspect="Content" ObjectID="_1835120942" r:id="rId13"/>
+          <o:OLEObject Type="Embed" ProgID="Equation.DSMT4" ShapeID="_x0000_i1027" DrawAspect="Content" ObjectID="_1835360483" r:id="rId16"/>
         </w:object>
       </w:r>
       <w:r>
@@ -804,9 +986,9 @@
         </w:rPr>
         <w:object w:dxaOrig="2139" w:dyaOrig="675" w14:anchorId="5DBED079">
           <v:shape id="_x0000_i1028" type="#_x0000_t75" style="width:107pt;height:34pt" o:ole="">
-            <v:imagedata r:id="rId14" o:title=""/>
+            <v:imagedata r:id="rId17" o:title=""/>
           </v:shape>
-          <o:OLEObject Type="Embed" ProgID="Equation.DSMT4" ShapeID="_x0000_i1028" DrawAspect="Content" ObjectID="_1835120943" r:id="rId15"/>
+          <o:OLEObject Type="Embed" ProgID="Equation.DSMT4" ShapeID="_x0000_i1028" DrawAspect="Content" ObjectID="_1835360484" r:id="rId18"/>
         </w:object>
       </w:r>
       <w:r>
@@ -865,9 +1047,9 @@
         </w:rPr>
         <w:object w:dxaOrig="2622" w:dyaOrig="399" w14:anchorId="7C509A2E">
           <v:shape id="_x0000_i1029" type="#_x0000_t75" style="width:131pt;height:20pt" o:ole="">
-            <v:imagedata r:id="rId16" o:title=""/>
+            <v:imagedata r:id="rId19" o:title=""/>
           </v:shape>
-          <o:OLEObject Type="Embed" ProgID="Equation.DSMT4" ShapeID="_x0000_i1029" DrawAspect="Content" ObjectID="_1835120944" r:id="rId17"/>
+          <o:OLEObject Type="Embed" ProgID="Equation.DSMT4" ShapeID="_x0000_i1029" DrawAspect="Content" ObjectID="_1835360485" r:id="rId20"/>
         </w:object>
       </w:r>
       <w:r>
@@ -879,9 +1061,9 @@
         </w:rPr>
         <w:object w:dxaOrig="2524" w:dyaOrig="399" w14:anchorId="3B37C9F4">
           <v:shape id="_x0000_i1030" type="#_x0000_t75" style="width:126pt;height:20pt" o:ole="">
-            <v:imagedata r:id="rId18" o:title=""/>
+            <v:imagedata r:id="rId21" o:title=""/>
           </v:shape>
-          <o:OLEObject Type="Embed" ProgID="Equation.DSMT4" ShapeID="_x0000_i1030" DrawAspect="Content" ObjectID="_1835120945" r:id="rId19"/>
+          <o:OLEObject Type="Embed" ProgID="Equation.DSMT4" ShapeID="_x0000_i1030" DrawAspect="Content" ObjectID="_1835360486" r:id="rId22"/>
         </w:object>
       </w:r>
       <w:r>
@@ -894,7 +1076,7 @@
         <w:snapToGrid w:val="0"/>
         <w:spacing w:before="0" w:beforeAutospacing="0" w:after="0" w:afterAutospacing="0" w:line="360" w:lineRule="auto"/>
         <w:rPr>
-          <w:rFonts w:ascii="Times New Roman" w:hAnsi="Times New Roman" w:cs="Times New Roman"/>
+          <w:rFonts w:ascii="Times New Roman" w:hAnsi="Times New Roman" w:cs="Times New Roman" w:hint="eastAsia"/>
         </w:rPr>
       </w:pPr>
       <w:r>
@@ -912,9 +1094,9 @@
         </w:rPr>
         <w:object w:dxaOrig="1220" w:dyaOrig="319" w14:anchorId="664B5733">
           <v:shape id="_x0000_i1031" type="#_x0000_t75" style="width:61pt;height:16pt" o:ole="">
-            <v:imagedata r:id="rId20" o:title=""/>
+            <v:imagedata r:id="rId23" o:title=""/>
           </v:shape>
-          <o:OLEObject Type="Embed" ProgID="Equation.DSMT4" ShapeID="_x0000_i1031" DrawAspect="Content" ObjectID="_1835120946" r:id="rId21"/>
+          <o:OLEObject Type="Embed" ProgID="Equation.DSMT4" ShapeID="_x0000_i1031" DrawAspect="Content" ObjectID="_1835360487" r:id="rId24"/>
         </w:object>
       </w:r>
       <w:r>
@@ -938,9 +1120,9 @@
         </w:rPr>
         <w:object w:dxaOrig="1562" w:dyaOrig="319" w14:anchorId="735D3D41">
           <v:shape id="_x0000_i1032" type="#_x0000_t75" style="width:78pt;height:16pt" o:ole="">
-            <v:imagedata r:id="rId22" o:title=""/>
+            <v:imagedata r:id="rId25" o:title=""/>
           </v:shape>
-          <o:OLEObject Type="Embed" ProgID="Equation.DSMT4" ShapeID="_x0000_i1032" DrawAspect="Content" ObjectID="_1835120947" r:id="rId23"/>
+          <o:OLEObject Type="Embed" ProgID="Equation.DSMT4" ShapeID="_x0000_i1032" DrawAspect="Content" ObjectID="_1835360488" r:id="rId26"/>
         </w:object>
       </w:r>
       <w:r>
@@ -961,9 +1143,9 @@
         </w:rPr>
         <w:object w:dxaOrig="2040" w:dyaOrig="319" w14:anchorId="5B03DEDF">
           <v:shape id="_x0000_i1033" type="#_x0000_t75" style="width:102pt;height:16pt" o:ole="">
-            <v:imagedata r:id="rId24" o:title=""/>
+            <v:imagedata r:id="rId27" o:title=""/>
           </v:shape>
-          <o:OLEObject Type="Embed" ProgID="Equation.DSMT4" ShapeID="_x0000_i1033" DrawAspect="Content" ObjectID="_1835120948" r:id="rId25"/>
+          <o:OLEObject Type="Embed" ProgID="Equation.DSMT4" ShapeID="_x0000_i1033" DrawAspect="Content" ObjectID="_1835360489" r:id="rId28"/>
         </w:object>
       </w:r>
       <w:r>
@@ -972,27 +1154,6 @@
         </w:rPr>
         <w:t>。</w:t>
       </w:r>
-    </w:p>
-    <w:p>
-      <w:pPr>
-        <w:pStyle w:val="a3"/>
-        <w:snapToGrid w:val="0"/>
-        <w:spacing w:beforeLines="50" w:before="156" w:beforeAutospacing="0" w:after="0" w:afterAutospacing="0" w:line="360" w:lineRule="auto"/>
-        <w:jc w:val="both"/>
-      </w:pPr>
-    </w:p>
-    <w:p>
-      <w:pPr>
-        <w:pStyle w:val="a3"/>
-        <w:snapToGrid w:val="0"/>
-        <w:spacing w:before="0" w:beforeAutospacing="0" w:after="0" w:afterAutospacing="0" w:line="360" w:lineRule="auto"/>
-        <w:jc w:val="both"/>
-        <w:rPr>
-          <w:rFonts w:ascii="Times New Roman" w:hAnsi="Times New Roman" w:cs="Times New Roman"/>
-          <w:sz w:val="28"/>
-          <w:szCs w:val="28"/>
-        </w:rPr>
-      </w:pPr>
     </w:p>
     <w:sectPr>
       <w:pgSz w:w="11906" w:h="16838"/>
@@ -1645,6 +1806,22 @@
       <w:szCs w:val="18"/>
     </w:rPr>
   </w:style>
+  <w:style w:type="table" w:styleId="a8">
+    <w:name w:val="Table Grid"/>
+    <w:basedOn w:val="a1"/>
+    <w:uiPriority w:val="39"/>
+    <w:rsid w:val="006857C8"/>
+    <w:tblPr>
+      <w:tblBorders>
+        <w:top w:val="single" w:sz="4" w:space="0" w:color="auto"/>
+        <w:left w:val="single" w:sz="4" w:space="0" w:color="auto"/>
+        <w:bottom w:val="single" w:sz="4" w:space="0" w:color="auto"/>
+        <w:right w:val="single" w:sz="4" w:space="0" w:color="auto"/>
+        <w:insideH w:val="single" w:sz="4" w:space="0" w:color="auto"/>
+        <w:insideV w:val="single" w:sz="4" w:space="0" w:color="auto"/>
+      </w:tblBorders>
+    </w:tblPr>
+  </w:style>
 </w:styles>
 </file>
 
